--- a/READ ME.docx
+++ b/READ ME.docx
@@ -276,7 +276,34 @@
         </w:tc>
       </w:tr>
     </w:tbl>
-    <w:p/>
+    <w:p>
+      <w:proofErr w:type="gramStart"/>
+      <w:r>
+        <w:t>citizen :</w:t>
+      </w:r>
+      <w:proofErr w:type="gramEnd"/>
+      <w:r>
+        <w:t xml:space="preserve"> </w:t>
+      </w:r>
+      <w:proofErr w:type="gramStart"/>
+      <w:r>
+        <w:t>ali@gmail.com  123456789</w:t>
+      </w:r>
+      <w:proofErr w:type="gramEnd"/>
+    </w:p>
+    <w:p>
+      <w:r>
+        <w:t xml:space="preserve">officer: </w:t>
+      </w:r>
+      <w:proofErr w:type="gramStart"/>
+      <w:r>
+        <w:t>alina@gmail.com  alina</w:t>
+      </w:r>
+      <w:proofErr w:type="gramEnd"/>
+      <w:r>
+        <w:t>123</w:t>
+      </w:r>
+    </w:p>
     <w:sectPr>
       <w:pgSz w:w="12240" w:h="15840"/>
       <w:pgMar w:top="1440" w:right="1440" w:bottom="1440" w:left="1440" w:header="720" w:footer="720" w:gutter="0"/>
@@ -1050,6 +1077,7 @@
   <w:style w:type="character" w:default="1" w:styleId="DefaultParagraphFont">
     <w:name w:val="Default Paragraph Font"/>
     <w:uiPriority w:val="1"/>
+    <w:semiHidden/>
     <w:unhideWhenUsed/>
   </w:style>
   <w:style w:type="table" w:default="1" w:styleId="TableNormal">
